--- a/public/templates/lighting-protocol.docx
+++ b/public/templates/lighting-protocol.docx
@@ -3613,6 +3613,35 @@
       </w:tr>
       <w:tr>
         <w:trPr>
+          <w:trHeight w:val="140"/>
+          <w:jc w:val="center"/>
+        </w:trPr>
+        <w:tc>
+          <w:tcPr>
+            <w:tcW w:w="14312" w:type="dxa"/>
+            <w:gridSpan w:val="9"/>
+            <w:vAlign w:val="center"/>
+          </w:tcPr>
+          <w:p>
+            <w:pPr>
+              <w:jc w:val="center"/>
+              <w:rPr>
+                <w:b/>
+                <w:lang w:eastAsia="ko-KR"/>
+              </w:rPr>
+            </w:pPr>
+            <w:r>
+              <w:rPr>
+                <w:b/>
+                <w:color w:val="000000"/>
+              </w:rPr>
+              <w:t>1. Административно – управленческий персонал</w:t>
+            </w:r>
+          </w:p>
+        </w:tc>
+      </w:tr>
+      <w:tr>
+        <w:trPr>
           <w:trHeight w:val="284"/>
           <w:jc w:val="center"/>
         </w:trPr>
@@ -3630,7 +3659,7 @@
                 <w:b/>
                 <w:bCs/>
               </w:rPr>
-              <w:t xml:space="preserve">{#lighting_measurements}{rowNumber}</w:t>
+              <w:t xml:space="preserve">{#adminMeasurements}{rowNumber}</w:t>
             </w:r>
           </w:p>
         </w:tc>
@@ -3751,7 +3780,181 @@
               <w:jc w:val="center"/>
             </w:pPr>
             <w:r>
-              <w:t xml:space="preserve">{allowed}{/lighting_measurements}</w:t>
+              <w:t xml:space="preserve">{allowed}{/adminMeasurements}</w:t>
+            </w:r>
+          </w:p>
+        </w:tc>
+      </w:tr>
+      <w:tr>
+        <w:trPr>
+          <w:trHeight w:val="284"/>
+          <w:jc w:val="center"/>
+        </w:trPr>
+        <w:tc>
+          <w:tcPr>
+            <w:tcW w:w="14312" w:type="dxa"/>
+            <w:gridSpan w:val="9"/>
+            <w:vAlign w:val="center"/>
+          </w:tcPr>
+          <w:p>
+            <w:pPr>
+              <w:jc w:val="center"/>
+              <w:rPr>
+                <w:i/>
+                <w:color w:val="000000"/>
+              </w:rPr>
+            </w:pPr>
+            <w:r>
+              <w:rPr>
+                <w:b/>
+                <w:bCs/>
+              </w:rPr>
+              <w:t>2. Производственный персонал</w:t>
+            </w:r>
+          </w:p>
+        </w:tc>
+      </w:tr>
+      <w:tr>
+        <w:trPr>
+          <w:trHeight w:val="284"/>
+          <w:jc w:val="center"/>
+        </w:trPr>
+        <w:tc>
+          <w:tcPr>
+            <w:tcW w:w="552" w:type="dxa"/>
+            <w:vAlign w:val="center"/>
+          </w:tcPr>
+          <w:p>
+            <w:pPr>
+              <w:jc w:val="center"/>
+            </w:pPr>
+            <w:r>
+              <w:rPr>
+                <w:b/>
+                <w:bCs/>
+              </w:rPr>
+              <w:t xml:space="preserve">{#productionMeasurements}{rowNumber}</w:t>
+            </w:r>
+          </w:p>
+        </w:tc>
+        <w:tc>
+          <w:tcPr>
+            <w:tcW w:w="1053" w:type="dxa"/>
+            <w:vAlign w:val="center"/>
+          </w:tcPr>
+          <w:p>
+            <w:pPr>
+              <w:jc w:val="center"/>
+            </w:pPr>
+            <w:r>
+              <w:rPr>
+                <w:b/>
+                <w:bCs/>
+              </w:rPr>
+              <w:t xml:space="preserve">{pointNumber}</w:t>
+            </w:r>
+          </w:p>
+        </w:tc>
+        <w:tc>
+          <w:tcPr>
+            <w:tcW w:w="2926" w:type="dxa"/>
+          </w:tcPr>
+          <w:p>
+            <w:pPr>
+              <w:jc w:val="center"/>
+            </w:pPr>
+            <w:r>
+              <w:t xml:space="preserve">{place}</w:t>
+            </w:r>
+          </w:p>
+        </w:tc>
+        <w:tc>
+          <w:tcPr>
+            <w:tcW w:w="1063" w:type="dxa"/>
+            <w:shd w:val="clear" w:color="auto" w:fill="auto"/>
+            <w:vAlign w:val="center"/>
+          </w:tcPr>
+          <w:p>
+            <w:pPr>
+              <w:jc w:val="center"/>
+            </w:pPr>
+            <w:r>
+              <w:t xml:space="preserve">{workCategory}</w:t>
+            </w:r>
+          </w:p>
+        </w:tc>
+        <w:tc>
+          <w:tcPr>
+            <w:tcW w:w="2765" w:type="dxa"/>
+            <w:shd w:val="clear" w:color="auto" w:fill="auto"/>
+            <w:vAlign w:val="center"/>
+          </w:tcPr>
+          <w:p>
+            <w:pPr>
+              <w:jc w:val="left"/>
+            </w:pPr>
+            <w:r>
+              <w:t xml:space="preserve">{lightingSystem}</w:t>
+            </w:r>
+          </w:p>
+        </w:tc>
+        <w:tc>
+          <w:tcPr>
+            <w:tcW w:w="2976" w:type="dxa"/>
+            <w:shd w:val="clear" w:color="auto" w:fill="auto"/>
+            <w:vAlign w:val="center"/>
+          </w:tcPr>
+          <w:p>
+            <w:pPr>
+              <w:jc w:val="left"/>
+            </w:pPr>
+            <w:r>
+              <w:t xml:space="preserve">{lightingType}</w:t>
+            </w:r>
+          </w:p>
+        </w:tc>
+        <w:tc>
+          <w:tcPr>
+            <w:tcW w:w="851" w:type="dxa"/>
+            <w:shd w:val="clear" w:color="auto" w:fill="auto"/>
+            <w:vAlign w:val="center"/>
+          </w:tcPr>
+          <w:p>
+            <w:pPr>
+              <w:jc w:val="center"/>
+            </w:pPr>
+            <w:r>
+              <w:t xml:space="preserve">{measured}</w:t>
+            </w:r>
+          </w:p>
+        </w:tc>
+        <w:tc>
+          <w:tcPr>
+            <w:tcW w:w="992" w:type="dxa"/>
+            <w:shd w:val="clear" w:color="auto" w:fill="auto"/>
+            <w:vAlign w:val="center"/>
+          </w:tcPr>
+          <w:p>
+            <w:pPr>
+              <w:jc w:val="center"/>
+            </w:pPr>
+            <w:r>
+              <w:t xml:space="preserve">{keo}</w:t>
+            </w:r>
+          </w:p>
+        </w:tc>
+        <w:tc>
+          <w:tcPr>
+            <w:tcW w:w="1134" w:type="dxa"/>
+            <w:shd w:val="clear" w:color="auto" w:fill="auto"/>
+            <w:vAlign w:val="center"/>
+          </w:tcPr>
+          <w:p>
+            <w:pPr>
+              <w:jc w:val="center"/>
+            </w:pPr>
+            <w:r>
+              <w:t xml:space="preserve">{allowed}{/productionMeasurements}</w:t>
             </w:r>
           </w:p>
         </w:tc>

--- a/public/templates/lighting-protocol.docx
+++ b/public/templates/lighting-protocol.docx
@@ -3635,7 +3635,7 @@
                 <w:b/>
                 <w:color w:val="000000"/>
               </w:rPr>
-              <w:t>1. Административно – управленческий персонал</w:t>
+              <w:t xml:space="preserve">{#measurements}{-w:tr showPlace}{placeNumber}. {placeName}{/}</w:t>
             </w:r>
           </w:p>
         </w:tc>
@@ -3659,7 +3659,7 @@
                 <w:b/>
                 <w:bCs/>
               </w:rPr>
-              <w:t xml:space="preserve">{#adminMeasurements}{rowNumber}</w:t>
+              <w:t xml:space="preserve">{rowNumber}</w:t>
             </w:r>
           </w:p>
         </w:tc>
@@ -3780,181 +3780,7 @@
               <w:jc w:val="center"/>
             </w:pPr>
             <w:r>
-              <w:t xml:space="preserve">{allowed}{/adminMeasurements}</w:t>
-            </w:r>
-          </w:p>
-        </w:tc>
-      </w:tr>
-      <w:tr>
-        <w:trPr>
-          <w:trHeight w:val="284"/>
-          <w:jc w:val="center"/>
-        </w:trPr>
-        <w:tc>
-          <w:tcPr>
-            <w:tcW w:w="14312" w:type="dxa"/>
-            <w:gridSpan w:val="9"/>
-            <w:vAlign w:val="center"/>
-          </w:tcPr>
-          <w:p>
-            <w:pPr>
-              <w:jc w:val="center"/>
-              <w:rPr>
-                <w:i/>
-                <w:color w:val="000000"/>
-              </w:rPr>
-            </w:pPr>
-            <w:r>
-              <w:rPr>
-                <w:b/>
-                <w:bCs/>
-              </w:rPr>
-              <w:t>2. Производственный персонал</w:t>
-            </w:r>
-          </w:p>
-        </w:tc>
-      </w:tr>
-      <w:tr>
-        <w:trPr>
-          <w:trHeight w:val="284"/>
-          <w:jc w:val="center"/>
-        </w:trPr>
-        <w:tc>
-          <w:tcPr>
-            <w:tcW w:w="552" w:type="dxa"/>
-            <w:vAlign w:val="center"/>
-          </w:tcPr>
-          <w:p>
-            <w:pPr>
-              <w:jc w:val="center"/>
-            </w:pPr>
-            <w:r>
-              <w:rPr>
-                <w:b/>
-                <w:bCs/>
-              </w:rPr>
-              <w:t xml:space="preserve">{#productionMeasurements}{rowNumber}</w:t>
-            </w:r>
-          </w:p>
-        </w:tc>
-        <w:tc>
-          <w:tcPr>
-            <w:tcW w:w="1053" w:type="dxa"/>
-            <w:vAlign w:val="center"/>
-          </w:tcPr>
-          <w:p>
-            <w:pPr>
-              <w:jc w:val="center"/>
-            </w:pPr>
-            <w:r>
-              <w:rPr>
-                <w:b/>
-                <w:bCs/>
-              </w:rPr>
-              <w:t xml:space="preserve">{pointNumber}</w:t>
-            </w:r>
-          </w:p>
-        </w:tc>
-        <w:tc>
-          <w:tcPr>
-            <w:tcW w:w="2926" w:type="dxa"/>
-          </w:tcPr>
-          <w:p>
-            <w:pPr>
-              <w:jc w:val="center"/>
-            </w:pPr>
-            <w:r>
-              <w:t xml:space="preserve">{place}</w:t>
-            </w:r>
-          </w:p>
-        </w:tc>
-        <w:tc>
-          <w:tcPr>
-            <w:tcW w:w="1063" w:type="dxa"/>
-            <w:shd w:val="clear" w:color="auto" w:fill="auto"/>
-            <w:vAlign w:val="center"/>
-          </w:tcPr>
-          <w:p>
-            <w:pPr>
-              <w:jc w:val="center"/>
-            </w:pPr>
-            <w:r>
-              <w:t xml:space="preserve">{workCategory}</w:t>
-            </w:r>
-          </w:p>
-        </w:tc>
-        <w:tc>
-          <w:tcPr>
-            <w:tcW w:w="2765" w:type="dxa"/>
-            <w:shd w:val="clear" w:color="auto" w:fill="auto"/>
-            <w:vAlign w:val="center"/>
-          </w:tcPr>
-          <w:p>
-            <w:pPr>
-              <w:jc w:val="left"/>
-            </w:pPr>
-            <w:r>
-              <w:t xml:space="preserve">{lightingSystem}</w:t>
-            </w:r>
-          </w:p>
-        </w:tc>
-        <w:tc>
-          <w:tcPr>
-            <w:tcW w:w="2976" w:type="dxa"/>
-            <w:shd w:val="clear" w:color="auto" w:fill="auto"/>
-            <w:vAlign w:val="center"/>
-          </w:tcPr>
-          <w:p>
-            <w:pPr>
-              <w:jc w:val="left"/>
-            </w:pPr>
-            <w:r>
-              <w:t xml:space="preserve">{lightingType}</w:t>
-            </w:r>
-          </w:p>
-        </w:tc>
-        <w:tc>
-          <w:tcPr>
-            <w:tcW w:w="851" w:type="dxa"/>
-            <w:shd w:val="clear" w:color="auto" w:fill="auto"/>
-            <w:vAlign w:val="center"/>
-          </w:tcPr>
-          <w:p>
-            <w:pPr>
-              <w:jc w:val="center"/>
-            </w:pPr>
-            <w:r>
-              <w:t xml:space="preserve">{measured}</w:t>
-            </w:r>
-          </w:p>
-        </w:tc>
-        <w:tc>
-          <w:tcPr>
-            <w:tcW w:w="992" w:type="dxa"/>
-            <w:shd w:val="clear" w:color="auto" w:fill="auto"/>
-            <w:vAlign w:val="center"/>
-          </w:tcPr>
-          <w:p>
-            <w:pPr>
-              <w:jc w:val="center"/>
-            </w:pPr>
-            <w:r>
-              <w:t xml:space="preserve">{keo}</w:t>
-            </w:r>
-          </w:p>
-        </w:tc>
-        <w:tc>
-          <w:tcPr>
-            <w:tcW w:w="1134" w:type="dxa"/>
-            <w:shd w:val="clear" w:color="auto" w:fill="auto"/>
-            <w:vAlign w:val="center"/>
-          </w:tcPr>
-          <w:p>
-            <w:pPr>
-              <w:jc w:val="center"/>
-            </w:pPr>
-            <w:r>
-              <w:t xml:space="preserve">{allowed}{/productionMeasurements}</w:t>
+              <w:t xml:space="preserve">{allowed}{/measurements}</w:t>
             </w:r>
           </w:p>
         </w:tc>
